--- a/Benz ParkPawl 매뉴얼.docx
+++ b/Benz ParkPawl 매뉴얼.docx
@@ -24,7 +24,7 @@
         <mc:AlternateContent>
           <mc:Choice Requires="wps">
             <w:drawing>
-              <wp:anchor distT="0" distB="0" distL="114300" distR="114300" simplePos="0" relativeHeight="251659264" behindDoc="0" locked="0" layoutInCell="1" allowOverlap="1" wp14:anchorId="23681DC8" wp14:editId="6C4B3BB9">
+              <wp:anchor distT="0" distB="0" distL="114300" distR="114300" simplePos="0" relativeHeight="251659264" behindDoc="0" locked="0" layoutInCell="1" allowOverlap="1" wp14:anchorId="23681DC8" wp14:editId="7C9E2964">
                 <wp:simplePos x="0" y="0"/>
                 <wp:positionH relativeFrom="column">
                   <wp:posOffset>0</wp:posOffset>
@@ -78,7 +78,7 @@
           </mc:Choice>
           <mc:Fallback>
             <w:pict>
-              <v:line w14:anchorId="5C2C2C0F" id="직선 연결선 1" o:spid="_x0000_s1026" style="position:absolute;flip:y;z-index:251659264;visibility:visible;mso-wrap-style:square;mso-wrap-distance-left:9pt;mso-wrap-distance-top:0;mso-wrap-distance-right:9pt;mso-wrap-distance-bottom:0;mso-position-horizontal:absolute;mso-position-horizontal-relative:text;mso-position-vertical:absolute;mso-position-vertical-relative:text" from="0,27pt" to="522pt,28.5pt" o:gfxdata="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" strokecolor="black [3213]" strokeweight="1pt">
+              <v:line w14:anchorId="4C80F143" id="직선 연결선 1" o:spid="_x0000_s1026" style="position:absolute;flip:y;z-index:251659264;visibility:visible;mso-wrap-style:square;mso-wrap-distance-left:9pt;mso-wrap-distance-top:0;mso-wrap-distance-right:9pt;mso-wrap-distance-bottom:0;mso-position-horizontal:absolute;mso-position-horizontal-relative:text;mso-position-vertical:absolute;mso-position-vertical-relative:text" from="0,27pt" to="522pt,28.5pt" o:gfxdata="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" strokecolor="black [3213]" strokeweight="1pt">
                 <v:stroke joinstyle="miter"/>
               </v:line>
             </w:pict>
@@ -132,7 +132,7 @@
           <w:noProof/>
         </w:rPr>
         <w:drawing>
-          <wp:inline distT="0" distB="0" distL="0" distR="0" wp14:anchorId="019C6586" wp14:editId="537284AF">
+          <wp:inline distT="0" distB="0" distL="0" distR="0" wp14:anchorId="019C6586" wp14:editId="1A156806">
             <wp:extent cx="3143250" cy="5924550"/>
             <wp:effectExtent l="0" t="0" r="0" b="0"/>
             <wp:docPr id="28795217" name="그림 1"/>
@@ -147,7 +147,7 @@
                     <pic:cNvPicPr/>
                   </pic:nvPicPr>
                   <pic:blipFill>
-                    <a:blip r:embed="rId4"/>
+                    <a:blip r:embed="rId6"/>
                     <a:stretch>
                       <a:fillRect/>
                     </a:stretch>
@@ -189,7 +189,7 @@
           <w:noProof/>
         </w:rPr>
         <w:drawing>
-          <wp:inline distT="0" distB="0" distL="0" distR="0" wp14:anchorId="444F01AF" wp14:editId="46721AC0">
+          <wp:inline distT="0" distB="0" distL="0" distR="0" wp14:anchorId="444F01AF" wp14:editId="0D9D4B58">
             <wp:extent cx="3286468" cy="4371975"/>
             <wp:effectExtent l="0" t="0" r="9525" b="0"/>
             <wp:docPr id="483375297" name="그림 1"/>
@@ -204,7 +204,7 @@
                     <pic:cNvPicPr/>
                   </pic:nvPicPr>
                   <pic:blipFill>
-                    <a:blip r:embed="rId5"/>
+                    <a:blip r:embed="rId7"/>
                     <a:stretch>
                       <a:fillRect/>
                     </a:stretch>
@@ -228,7 +228,6 @@
     <w:p>
       <w:pPr>
         <w:rPr>
-          <w:rFonts w:hint="eastAsia"/>
           <w:b/>
           <w:bCs/>
         </w:rPr>
@@ -269,7 +268,6 @@
     <w:p>
       <w:pPr>
         <w:rPr>
-          <w:rFonts w:hint="eastAsia"/>
           <w:b/>
           <w:bCs/>
         </w:rPr>
@@ -296,7 +294,7 @@
                     <pic:cNvPicPr/>
                   </pic:nvPicPr>
                   <pic:blipFill>
-                    <a:blip r:embed="rId6"/>
+                    <a:blip r:embed="rId8"/>
                     <a:stretch>
                       <a:fillRect/>
                     </a:stretch>
@@ -365,6 +363,56 @@
     </w:sectPr>
   </w:body>
 </w:document>
+</file>
+
+<file path=word/endnotes.xml><?xml version="1.0" encoding="utf-8"?>
+<w:endnotes xmlns:wpc="http://schemas.microsoft.com/office/word/2010/wordprocessingCanvas" xmlns:cx="http://schemas.microsoft.com/office/drawing/2014/chartex" xmlns:cx1="http://schemas.microsoft.com/office/drawing/2015/9/8/chartex" xmlns:cx2="http://schemas.microsoft.com/office/drawing/2015/10/21/chartex" xmlns:cx3="http://schemas.microsoft.com/office/drawing/2016/5/9/chartex" xmlns:cx4="http://schemas.microsoft.com/office/drawing/2016/5/10/chartex" xmlns:cx5="http://schemas.microsoft.com/office/drawing/2016/5/11/chartex" xmlns:cx6="http://schemas.microsoft.com/office/drawing/2016/5/12/chartex" xmlns:cx7="http://schemas.microsoft.com/office/drawing/2016/5/13/chartex" xmlns:cx8="http://schemas.microsoft.com/office/drawing/2016/5/14/chartex" xmlns:mc="http://schemas.openxmlformats.org/markup-compatibility/2006" xmlns:aink="http://schemas.microsoft.com/office/drawing/2016/ink" xmlns:am3d="http://schemas.microsoft.com/office/drawing/2017/model3d" xmlns:o="urn:schemas-microsoft-com:office:office" xmlns:oel="http://schemas.microsoft.com/office/2019/extlst" xmlns:r="http://schemas.openxmlformats.org/officeDocument/2006/relationships" xmlns:m="http://schemas.openxmlformats.org/officeDocument/2006/math" xmlns:v="urn:schemas-microsoft-com:vml" xmlns:wp14="http://schemas.microsoft.com/office/word/2010/wordprocessingDrawing" xmlns:wp="http://schemas.openxmlformats.org/drawingml/2006/wordprocessingDrawing" xmlns:w10="urn:schemas-microsoft-com:office:word" xmlns:w="http://schemas.openxmlformats.org/wordprocessingml/2006/main" xmlns:w14="http://schemas.microsoft.com/office/word/2010/wordml" xmlns:w15="http://schemas.microsoft.com/office/word/2012/wordml" xmlns:w16cex="http://schemas.microsoft.com/office/word/2018/wordml/cex" xmlns:w16cid="http://schemas.microsoft.com/office/word/2016/wordml/cid" xmlns:w16="http://schemas.microsoft.com/office/word/2018/wordml" xmlns:w16du="http://schemas.microsoft.com/office/word/2023/wordml/word16du" xmlns:w16sdtdh="http://schemas.microsoft.com/office/word/2020/wordml/sdtdatahash" xmlns:w16sdtfl="http://schemas.microsoft.com/office/word/2024/wordml/sdtformatlock" xmlns:w16se="http://schemas.microsoft.com/office/word/2015/wordml/symex" xmlns:wpg="http://schemas.microsoft.com/office/word/2010/wordprocessingGroup" xmlns:wpi="http://schemas.microsoft.com/office/word/2010/wordprocessingInk" xmlns:wne="http://schemas.microsoft.com/office/word/2006/wordml" xmlns:wps="http://schemas.microsoft.com/office/word/2010/wordprocessingShape" mc:Ignorable="w14 w15 w16se w16cid w16 w16cex w16sdtdh w16sdtfl w16du wp14">
+  <w:endnote w:type="separator" w:id="-1">
+    <w:p>
+      <w:pPr>
+        <w:spacing w:after="0"/>
+      </w:pPr>
+      <w:r>
+        <w:separator/>
+      </w:r>
+    </w:p>
+  </w:endnote>
+  <w:endnote w:type="continuationSeparator" w:id="0">
+    <w:p>
+      <w:pPr>
+        <w:spacing w:after="0"/>
+      </w:pPr>
+      <w:r>
+        <w:continuationSeparator/>
+      </w:r>
+    </w:p>
+  </w:endnote>
+</w:endnotes>
+</file>
+
+<file path=word/footnotes.xml><?xml version="1.0" encoding="utf-8"?>
+<w:footnotes xmlns:wpc="http://schemas.microsoft.com/office/word/2010/wordprocessingCanvas" xmlns:cx="http://schemas.microsoft.com/office/drawing/2014/chartex" xmlns:cx1="http://schemas.microsoft.com/office/drawing/2015/9/8/chartex" xmlns:cx2="http://schemas.microsoft.com/office/drawing/2015/10/21/chartex" xmlns:cx3="http://schemas.microsoft.com/office/drawing/2016/5/9/chartex" xmlns:cx4="http://schemas.microsoft.com/office/drawing/2016/5/10/chartex" xmlns:cx5="http://schemas.microsoft.com/office/drawing/2016/5/11/chartex" xmlns:cx6="http://schemas.microsoft.com/office/drawing/2016/5/12/chartex" xmlns:cx7="http://schemas.microsoft.com/office/drawing/2016/5/13/chartex" xmlns:cx8="http://schemas.microsoft.com/office/drawing/2016/5/14/chartex" xmlns:mc="http://schemas.openxmlformats.org/markup-compatibility/2006" xmlns:aink="http://schemas.microsoft.com/office/drawing/2016/ink" xmlns:am3d="http://schemas.microsoft.com/office/drawing/2017/model3d" xmlns:o="urn:schemas-microsoft-com:office:office" xmlns:oel="http://schemas.microsoft.com/office/2019/extlst" xmlns:r="http://schemas.openxmlformats.org/officeDocument/2006/relationships" xmlns:m="http://schemas.openxmlformats.org/officeDocument/2006/math" xmlns:v="urn:schemas-microsoft-com:vml" xmlns:wp14="http://schemas.microsoft.com/office/word/2010/wordprocessingDrawing" xmlns:wp="http://schemas.openxmlformats.org/drawingml/2006/wordprocessingDrawing" xmlns:w10="urn:schemas-microsoft-com:office:word" xmlns:w="http://schemas.openxmlformats.org/wordprocessingml/2006/main" xmlns:w14="http://schemas.microsoft.com/office/word/2010/wordml" xmlns:w15="http://schemas.microsoft.com/office/word/2012/wordml" xmlns:w16cex="http://schemas.microsoft.com/office/word/2018/wordml/cex" xmlns:w16cid="http://schemas.microsoft.com/office/word/2016/wordml/cid" xmlns:w16="http://schemas.microsoft.com/office/word/2018/wordml" xmlns:w16du="http://schemas.microsoft.com/office/word/2023/wordml/word16du" xmlns:w16sdtdh="http://schemas.microsoft.com/office/word/2020/wordml/sdtdatahash" xmlns:w16sdtfl="http://schemas.microsoft.com/office/word/2024/wordml/sdtformatlock" xmlns:w16se="http://schemas.microsoft.com/office/word/2015/wordml/symex" xmlns:wpg="http://schemas.microsoft.com/office/word/2010/wordprocessingGroup" xmlns:wpi="http://schemas.microsoft.com/office/word/2010/wordprocessingInk" xmlns:wne="http://schemas.microsoft.com/office/word/2006/wordml" xmlns:wps="http://schemas.microsoft.com/office/word/2010/wordprocessingShape" mc:Ignorable="w14 w15 w16se w16cid w16 w16cex w16sdtdh w16sdtfl w16du wp14">
+  <w:footnote w:type="separator" w:id="-1">
+    <w:p>
+      <w:pPr>
+        <w:spacing w:after="0"/>
+      </w:pPr>
+      <w:r>
+        <w:separator/>
+      </w:r>
+    </w:p>
+  </w:footnote>
+  <w:footnote w:type="continuationSeparator" w:id="0">
+    <w:p>
+      <w:pPr>
+        <w:spacing w:after="0"/>
+      </w:pPr>
+      <w:r>
+        <w:continuationSeparator/>
+      </w:r>
+    </w:p>
+  </w:footnote>
+</w:footnotes>
 </file>
 
 <file path=word/styles.xml><?xml version="1.0" encoding="utf-8"?>
@@ -1283,6 +1331,50 @@
       <w:spacing w:val="5"/>
     </w:rPr>
   </w:style>
+  <w:style w:type="paragraph" w:styleId="aa">
+    <w:name w:val="header"/>
+    <w:basedOn w:val="a"/>
+    <w:link w:val="Char3"/>
+    <w:uiPriority w:val="99"/>
+    <w:unhideWhenUsed/>
+    <w:rsid w:val="00F7162E"/>
+    <w:pPr>
+      <w:tabs>
+        <w:tab w:val="center" w:pos="4513"/>
+        <w:tab w:val="right" w:pos="9026"/>
+      </w:tabs>
+      <w:snapToGrid w:val="0"/>
+    </w:pPr>
+  </w:style>
+  <w:style w:type="character" w:customStyle="1" w:styleId="Char3">
+    <w:name w:val="머리글 Char"/>
+    <w:basedOn w:val="a0"/>
+    <w:link w:val="aa"/>
+    <w:uiPriority w:val="99"/>
+    <w:rsid w:val="00F7162E"/>
+  </w:style>
+  <w:style w:type="paragraph" w:styleId="ab">
+    <w:name w:val="footer"/>
+    <w:basedOn w:val="a"/>
+    <w:link w:val="Char4"/>
+    <w:uiPriority w:val="99"/>
+    <w:unhideWhenUsed/>
+    <w:rsid w:val="00F7162E"/>
+    <w:pPr>
+      <w:tabs>
+        <w:tab w:val="center" w:pos="4513"/>
+        <w:tab w:val="right" w:pos="9026"/>
+      </w:tabs>
+      <w:snapToGrid w:val="0"/>
+    </w:pPr>
+  </w:style>
+  <w:style w:type="character" w:customStyle="1" w:styleId="Char4">
+    <w:name w:val="바닥글 Char"/>
+    <w:basedOn w:val="a0"/>
+    <w:link w:val="ab"/>
+    <w:uiPriority w:val="99"/>
+    <w:rsid w:val="00F7162E"/>
+  </w:style>
 </w:styles>
 </file>
 
